--- a/DORA/CSW-DORA-Compliance-Report.docx
+++ b/DORA/CSW-DORA-Compliance-Report.docx
@@ -400,6 +400,62 @@
         </mc:AlternateContent>
       </w:r>
       <w:bookmarkEnd w:id="1"/>
+    </w:p>
+    <w:p>
+      <w:pPr>
+        <w:pStyle w:val="Heading2"/>
+      </w:pPr>
+      <w:r>
+        <w:t>How to read the coverage words</w:t>
+      </w:r>
+    </w:p>
+    <w:p>
+      <w:pPr/>
+      <w:r>
+        <w:rPr>
+          <w:b/>
+        </w:rPr>
+        <w:t>Full Coverage</w:t>
+      </w:r>
+      <w:r>
+        <w:t xml:space="preserve"> on the older reports means Secure Workload can produce that row's artifact. It does not mean the control is met.</w:t>
+      </w:r>
+    </w:p>
+    <w:p>
+      <w:pPr/>
+      <w:r>
+        <w:rPr>
+          <w:b/>
+        </w:rPr>
+        <w:t>Partial Coverage</w:t>
+      </w:r>
+      <w:r>
+        <w:t xml:space="preserve"> means file that export next to another control.</w:t>
+      </w:r>
+    </w:p>
+    <w:p>
+      <w:pPr/>
+      <w:r>
+        <w:rPr>
+          <w:b/>
+        </w:rPr>
+        <w:t>Evidence Required</w:t>
+      </w:r>
+      <w:r>
+        <w:t xml:space="preserve"> means Secure Workload has no record. The customer files the contract, the analysis, or the HR or physical-security evidence.</w:t>
+      </w:r>
+    </w:p>
+    <w:p>
+      <w:pPr/>
+      <w:r>
+        <w:rPr>
+          <w:b/>
+        </w:rPr>
+        <w:t>Direct, Supporting, and Out of scope</w:t>
+      </w:r>
+      <w:r>
+        <w:t xml:space="preserve"> on the newer reports are the same idea in different words. Direct is still evidence, not a pass.</w:t>
+      </w:r>
     </w:p>
     <w:p>
       <w:pPr>

--- a/DORA/CSW-DORA-Compliance-Report.docx
+++ b/DORA/CSW-DORA-Compliance-Report.docx
@@ -406,7 +406,7 @@
         <w:pStyle w:val="Heading2"/>
       </w:pPr>
       <w:r>
-        <w:t>How to read the coverage words</w:t>
+        <w:t>How to read the Coverage column</w:t>
       </w:r>
     </w:p>
     <w:p>
@@ -415,10 +415,10 @@
         <w:rPr>
           <w:b/>
         </w:rPr>
-        <w:t>Full Coverage</w:t>
-      </w:r>
-      <w:r>
-        <w:t xml:space="preserve"> on the older reports means Secure Workload can produce that row's artifact. It does not mean the control is met.</w:t>
+        <w:t>Direct</w:t>
+      </w:r>
+      <w:r>
+        <w:t xml:space="preserve"> means Secure Workload produces the primary evidence artifact for that row — segmentation, policy, flow and process telemetry, inventory, vulnerability and reachability, or forensic reconstruction. Direct is still evidence, not an attestation.</w:t>
       </w:r>
     </w:p>
     <w:p>
@@ -427,10 +427,10 @@
         <w:rPr>
           <w:b/>
         </w:rPr>
-        <w:t>Partial Coverage</w:t>
-      </w:r>
-      <w:r>
-        <w:t xml:space="preserve"> means file that export next to another control.</w:t>
+        <w:t>Supporting</w:t>
+      </w:r>
+      <w:r>
+        <w:t xml:space="preserve"> means Secure Workload contributes an input that feeds or complements another control, tool, or process — detection input only, reconciled against an external register, or one log source among several.</w:t>
       </w:r>
     </w:p>
     <w:p>
@@ -442,19 +442,13 @@
         <w:t>Evidence Required</w:t>
       </w:r>
       <w:r>
-        <w:t xml:space="preserve"> means Secure Workload has no record. The customer files the contract, the analysis, or the HR or physical-security evidence.</w:t>
+        <w:t xml:space="preserve"> means Secure Workload has no record for that row. The customer supplies the contract, the analysis, or the HR / physical-security evidence from another control.</w:t>
       </w:r>
     </w:p>
     <w:p>
       <w:pPr/>
       <w:r>
-        <w:rPr>
-          <w:b/>
-        </w:rPr>
-        <w:t>Direct, Supporting, and Out of scope</w:t>
-      </w:r>
-      <w:r>
-        <w:t xml:space="preserve"> on the newer reports are the same idea in different words. Direct is still evidence, not a pass.</w:t>
+        <w:t>Every report in this set now uses the same three coverage words — Direct, Supporting, and Evidence Required. Coverage describes what evidence Secure Workload produces; it never means the control is passed.</w:t>
       </w:r>
     </w:p>
     <w:p>
@@ -705,6 +699,14 @@
           <w:end w:w="108" w:type="dxa"/>
         </w:tblCellMar>
         <w:tblLook w:noHBand="0" w:lastColumn="0" w:firstColumn="0" w:lastRow="0" w:firstRow="1" w:noVBand="0" w:val="0020"/>
+        <w:tblBorders>
+          <w:top w:val="single" w:sz="4" w:space="0" w:color="BFBFBF"/>
+          <w:left w:val="single" w:sz="4" w:space="0" w:color="BFBFBF"/>
+          <w:bottom w:val="single" w:sz="4" w:space="0" w:color="BFBFBF"/>
+          <w:right w:val="single" w:sz="4" w:space="0" w:color="BFBFBF"/>
+          <w:insideH w:val="single" w:sz="4" w:space="0" w:color="BFBFBF"/>
+          <w:insideV w:val="single" w:sz="4" w:space="0" w:color="BFBFBF"/>
+        </w:tblBorders>
       </w:tblPr>
       <w:tblGrid>
         <w:gridCol w:w="2339"/>
@@ -723,24 +725,27 @@
               <w:bottom w:val="single" w:sz="6" w:space="0" w:color="000000"/>
             </w:tcBorders>
             <w:vAlign w:val="bottom"/>
-          </w:tcPr>
-          <w:p>
-            <w:pPr>
-              <w:pStyle w:val="Compact"/>
-              <w:widowControl/>
-              <w:spacing w:before="36" w:after="36"/>
-              <w:jc w:val="start"/>
-              <w:rPr>
-                <w:rFonts w:ascii="Aptos" w:hAnsi="Aptos" w:eastAsia="" w:cs=""/>
-                <w:kern w:val="0"/>
-                <w:sz w:val="24"/>
-                <w:szCs w:val="24"/>
-                <w:lang w:val="en-US" w:eastAsia="zh-CN" w:bidi="ar-SA"/>
-              </w:rPr>
-            </w:pPr>
-            <w:r>
-              <w:rPr>
-                <w:rFonts w:eastAsia="" w:cs=""/>
+            <w:shd w:val="clear" w:color="auto" w:fill="003366"/>
+          </w:tcPr>
+          <w:p>
+            <w:pPr>
+              <w:pStyle w:val="Compact"/>
+              <w:widowControl/>
+              <w:spacing w:before="36" w:after="36"/>
+              <w:jc w:val="start"/>
+              <w:rPr>
+                <w:rFonts w:ascii="Aptos" w:hAnsi="Aptos" w:eastAsia="" w:cs=""/>
+                <w:kern w:val="0"/>
+                <w:sz w:val="24"/>
+                <w:szCs w:val="24"/>
+                <w:lang w:val="en-US" w:eastAsia="zh-CN" w:bidi="ar-SA"/>
+              </w:rPr>
+            </w:pPr>
+            <w:r>
+              <w:rPr>
+                <w:rFonts w:eastAsia="" w:cs=""/>
+                <w:b/>
+                <w:color w:val="FFFFFF"/>
                 <w:kern w:val="0"/>
                 <w:sz w:val="24"/>
                 <w:szCs w:val="24"/>
@@ -757,24 +762,27 @@
               <w:bottom w:val="single" w:sz="6" w:space="0" w:color="000000"/>
             </w:tcBorders>
             <w:vAlign w:val="bottom"/>
-          </w:tcPr>
-          <w:p>
-            <w:pPr>
-              <w:pStyle w:val="Compact"/>
-              <w:widowControl/>
-              <w:spacing w:before="36" w:after="36"/>
-              <w:jc w:val="start"/>
-              <w:rPr>
-                <w:rFonts w:ascii="Aptos" w:hAnsi="Aptos" w:eastAsia="" w:cs=""/>
-                <w:kern w:val="0"/>
-                <w:sz w:val="24"/>
-                <w:szCs w:val="24"/>
-                <w:lang w:val="en-US" w:eastAsia="zh-CN" w:bidi="ar-SA"/>
-              </w:rPr>
-            </w:pPr>
-            <w:r>
-              <w:rPr>
-                <w:rFonts w:eastAsia="" w:cs=""/>
+            <w:shd w:val="clear" w:color="auto" w:fill="003366"/>
+          </w:tcPr>
+          <w:p>
+            <w:pPr>
+              <w:pStyle w:val="Compact"/>
+              <w:widowControl/>
+              <w:spacing w:before="36" w:after="36"/>
+              <w:jc w:val="start"/>
+              <w:rPr>
+                <w:rFonts w:ascii="Aptos" w:hAnsi="Aptos" w:eastAsia="" w:cs=""/>
+                <w:kern w:val="0"/>
+                <w:sz w:val="24"/>
+                <w:szCs w:val="24"/>
+                <w:lang w:val="en-US" w:eastAsia="zh-CN" w:bidi="ar-SA"/>
+              </w:rPr>
+            </w:pPr>
+            <w:r>
+              <w:rPr>
+                <w:rFonts w:eastAsia="" w:cs=""/>
+                <w:b/>
+                <w:color w:val="FFFFFF"/>
                 <w:kern w:val="0"/>
                 <w:sz w:val="24"/>
                 <w:szCs w:val="24"/>
@@ -791,24 +799,27 @@
               <w:bottom w:val="single" w:sz="6" w:space="0" w:color="000000"/>
             </w:tcBorders>
             <w:vAlign w:val="bottom"/>
-          </w:tcPr>
-          <w:p>
-            <w:pPr>
-              <w:pStyle w:val="Compact"/>
-              <w:widowControl/>
-              <w:spacing w:before="36" w:after="36"/>
-              <w:jc w:val="start"/>
-              <w:rPr>
-                <w:rFonts w:ascii="Aptos" w:hAnsi="Aptos" w:eastAsia="" w:cs=""/>
-                <w:kern w:val="0"/>
-                <w:sz w:val="24"/>
-                <w:szCs w:val="24"/>
-                <w:lang w:val="en-US" w:eastAsia="zh-CN" w:bidi="ar-SA"/>
-              </w:rPr>
-            </w:pPr>
-            <w:r>
-              <w:rPr>
-                <w:rFonts w:eastAsia="" w:cs=""/>
+            <w:shd w:val="clear" w:color="auto" w:fill="003366"/>
+          </w:tcPr>
+          <w:p>
+            <w:pPr>
+              <w:pStyle w:val="Compact"/>
+              <w:widowControl/>
+              <w:spacing w:before="36" w:after="36"/>
+              <w:jc w:val="start"/>
+              <w:rPr>
+                <w:rFonts w:ascii="Aptos" w:hAnsi="Aptos" w:eastAsia="" w:cs=""/>
+                <w:kern w:val="0"/>
+                <w:sz w:val="24"/>
+                <w:szCs w:val="24"/>
+                <w:lang w:val="en-US" w:eastAsia="zh-CN" w:bidi="ar-SA"/>
+              </w:rPr>
+            </w:pPr>
+            <w:r>
+              <w:rPr>
+                <w:rFonts w:eastAsia="" w:cs=""/>
+                <w:b/>
+                <w:color w:val="FFFFFF"/>
                 <w:kern w:val="0"/>
                 <w:sz w:val="24"/>
                 <w:szCs w:val="24"/>
@@ -825,24 +836,27 @@
               <w:bottom w:val="single" w:sz="6" w:space="0" w:color="000000"/>
             </w:tcBorders>
             <w:vAlign w:val="bottom"/>
-          </w:tcPr>
-          <w:p>
-            <w:pPr>
-              <w:pStyle w:val="Compact"/>
-              <w:widowControl/>
-              <w:spacing w:before="36" w:after="36"/>
-              <w:jc w:val="start"/>
-              <w:rPr>
-                <w:rFonts w:ascii="Aptos" w:hAnsi="Aptos" w:eastAsia="" w:cs=""/>
-                <w:kern w:val="0"/>
-                <w:sz w:val="24"/>
-                <w:szCs w:val="24"/>
-                <w:lang w:val="en-US" w:eastAsia="zh-CN" w:bidi="ar-SA"/>
-              </w:rPr>
-            </w:pPr>
-            <w:r>
-              <w:rPr>
-                <w:rFonts w:eastAsia="" w:cs=""/>
+            <w:shd w:val="clear" w:color="auto" w:fill="003366"/>
+          </w:tcPr>
+          <w:p>
+            <w:pPr>
+              <w:pStyle w:val="Compact"/>
+              <w:widowControl/>
+              <w:spacing w:before="36" w:after="36"/>
+              <w:jc w:val="start"/>
+              <w:rPr>
+                <w:rFonts w:ascii="Aptos" w:hAnsi="Aptos" w:eastAsia="" w:cs=""/>
+                <w:kern w:val="0"/>
+                <w:sz w:val="24"/>
+                <w:szCs w:val="24"/>
+                <w:lang w:val="en-US" w:eastAsia="zh-CN" w:bidi="ar-SA"/>
+              </w:rPr>
+            </w:pPr>
+            <w:r>
+              <w:rPr>
+                <w:rFonts w:eastAsia="" w:cs=""/>
+                <w:b/>
+                <w:color w:val="FFFFFF"/>
                 <w:kern w:val="0"/>
                 <w:sz w:val="24"/>
                 <w:szCs w:val="24"/>
@@ -988,6 +1002,7 @@
           <w:tcPr>
             <w:tcW w:w="2339" w:type="dxa"/>
             <w:tcBorders/>
+            <w:shd w:val="clear" w:color="auto" w:fill="F2F2F2"/>
           </w:tcPr>
           <w:p>
             <w:pPr>
@@ -1019,6 +1034,7 @@
           <w:tcPr>
             <w:tcW w:w="2340" w:type="dxa"/>
             <w:tcBorders/>
+            <w:shd w:val="clear" w:color="auto" w:fill="F2F2F2"/>
           </w:tcPr>
           <w:p>
             <w:pPr>
@@ -1050,6 +1066,7 @@
           <w:tcPr>
             <w:tcW w:w="2340" w:type="dxa"/>
             <w:tcBorders/>
+            <w:shd w:val="clear" w:color="auto" w:fill="F2F2F2"/>
           </w:tcPr>
           <w:p>
             <w:pPr>
@@ -1081,6 +1098,7 @@
           <w:tcPr>
             <w:tcW w:w="2341" w:type="dxa"/>
             <w:tcBorders/>
+            <w:shd w:val="clear" w:color="auto" w:fill="F2F2F2"/>
           </w:tcPr>
           <w:p>
             <w:pPr>
@@ -1246,6 +1264,7 @@
           <w:tcPr>
             <w:tcW w:w="2339" w:type="dxa"/>
             <w:tcBorders/>
+            <w:shd w:val="clear" w:color="auto" w:fill="F2F2F2"/>
           </w:tcPr>
           <w:p>
             <w:pPr>
@@ -1277,6 +1296,7 @@
           <w:tcPr>
             <w:tcW w:w="2340" w:type="dxa"/>
             <w:tcBorders/>
+            <w:shd w:val="clear" w:color="auto" w:fill="F2F2F2"/>
           </w:tcPr>
           <w:p>
             <w:pPr>
@@ -1308,6 +1328,7 @@
           <w:tcPr>
             <w:tcW w:w="2340" w:type="dxa"/>
             <w:tcBorders/>
+            <w:shd w:val="clear" w:color="auto" w:fill="F2F2F2"/>
           </w:tcPr>
           <w:p>
             <w:pPr>
@@ -1339,6 +1360,7 @@
           <w:tcPr>
             <w:tcW w:w="2341" w:type="dxa"/>
             <w:tcBorders/>
+            <w:shd w:val="clear" w:color="auto" w:fill="F2F2F2"/>
           </w:tcPr>
           <w:p>
             <w:pPr>
@@ -1514,6 +1536,7 @@
           <w:tcPr>
             <w:tcW w:w="2339" w:type="dxa"/>
             <w:tcBorders/>
+            <w:shd w:val="clear" w:color="auto" w:fill="F2F2F2"/>
           </w:tcPr>
           <w:p>
             <w:pPr>
@@ -1545,6 +1568,7 @@
           <w:tcPr>
             <w:tcW w:w="2340" w:type="dxa"/>
             <w:tcBorders/>
+            <w:shd w:val="clear" w:color="auto" w:fill="F2F2F2"/>
           </w:tcPr>
           <w:p>
             <w:pPr>
@@ -1576,6 +1600,7 @@
           <w:tcPr>
             <w:tcW w:w="2340" w:type="dxa"/>
             <w:tcBorders/>
+            <w:shd w:val="clear" w:color="auto" w:fill="F2F2F2"/>
           </w:tcPr>
           <w:p>
             <w:pPr>
@@ -1607,6 +1632,7 @@
           <w:tcPr>
             <w:tcW w:w="2341" w:type="dxa"/>
             <w:tcBorders/>
+            <w:shd w:val="clear" w:color="auto" w:fill="F2F2F2"/>
           </w:tcPr>
           <w:p>
             <w:pPr>
@@ -1772,6 +1798,7 @@
           <w:tcPr>
             <w:tcW w:w="2339" w:type="dxa"/>
             <w:tcBorders/>
+            <w:shd w:val="clear" w:color="auto" w:fill="F2F2F2"/>
           </w:tcPr>
           <w:p>
             <w:pPr>
@@ -1803,6 +1830,7 @@
           <w:tcPr>
             <w:tcW w:w="2340" w:type="dxa"/>
             <w:tcBorders/>
+            <w:shd w:val="clear" w:color="auto" w:fill="F2F2F2"/>
           </w:tcPr>
           <w:p>
             <w:pPr>
@@ -1834,6 +1862,7 @@
           <w:tcPr>
             <w:tcW w:w="2340" w:type="dxa"/>
             <w:tcBorders/>
+            <w:shd w:val="clear" w:color="auto" w:fill="F2F2F2"/>
           </w:tcPr>
           <w:p>
             <w:pPr>
@@ -1865,6 +1894,7 @@
           <w:tcPr>
             <w:tcW w:w="2341" w:type="dxa"/>
             <w:tcBorders/>
+            <w:shd w:val="clear" w:color="auto" w:fill="F2F2F2"/>
           </w:tcPr>
           <w:p>
             <w:pPr>
@@ -2040,6 +2070,7 @@
           <w:tcPr>
             <w:tcW w:w="2339" w:type="dxa"/>
             <w:tcBorders/>
+            <w:shd w:val="clear" w:color="auto" w:fill="F2F2F2"/>
           </w:tcPr>
           <w:p>
             <w:pPr>
@@ -2071,6 +2102,7 @@
           <w:tcPr>
             <w:tcW w:w="2340" w:type="dxa"/>
             <w:tcBorders/>
+            <w:shd w:val="clear" w:color="auto" w:fill="F2F2F2"/>
           </w:tcPr>
           <w:p>
             <w:pPr>
@@ -2102,6 +2134,7 @@
           <w:tcPr>
             <w:tcW w:w="2340" w:type="dxa"/>
             <w:tcBorders/>
+            <w:shd w:val="clear" w:color="auto" w:fill="F2F2F2"/>
           </w:tcPr>
           <w:p>
             <w:pPr>
@@ -2133,32 +2166,28 @@
           <w:tcPr>
             <w:tcW w:w="2341" w:type="dxa"/>
             <w:tcBorders/>
-          </w:tcPr>
-          <w:p>
-            <w:pPr>
-              <w:pStyle w:val="Compact"/>
-              <w:widowControl/>
-              <w:spacing w:before="36" w:after="36"/>
-              <w:jc w:val="start"/>
-              <w:rPr>
-                <w:rFonts w:ascii="Aptos" w:hAnsi="Aptos" w:eastAsia="" w:cs=""/>
-                <w:kern w:val="0"/>
-                <w:sz w:val="24"/>
-                <w:szCs w:val="24"/>
-                <w:lang w:val="en-US" w:eastAsia="zh-CN" w:bidi="ar-SA"/>
-              </w:rPr>
-            </w:pPr>
-            <w:r>
-              <w:rPr>
-                <w:rFonts w:eastAsia="" w:cs=""/>
+            <w:shd w:val="clear" w:color="auto" w:fill="808080"/>
+          </w:tcPr>
+          <w:p>
+            <w:pPr>
+              <w:pStyle w:val="Compact"/>
+              <w:widowControl/>
+              <w:spacing w:before="36" w:after="36"/>
+              <w:jc w:val="start"/>
+              <w:rPr>
+                <w:rFonts w:ascii="Aptos" w:hAnsi="Aptos" w:eastAsia="" w:cs=""/>
+                <w:kern w:val="0"/>
+                <w:sz w:val="24"/>
+                <w:szCs w:val="24"/>
+                <w:lang w:val="en-US" w:eastAsia="zh-CN" w:bidi="ar-SA"/>
+              </w:rPr>
+            </w:pPr>
+            <w:r>
+              <w:rPr>
                 <w:b/>
-                <w:bCs/>
-                <w:kern w:val="0"/>
-                <w:sz w:val="24"/>
-                <w:szCs w:val="24"/>
-                <w:lang w:val="en-US" w:eastAsia="zh-CN" w:bidi="ar-SA"/>
-              </w:rPr>
-              <w:t>Out of scope</w:t>
+                <w:color w:val="FFFFFF"/>
+              </w:rPr>
+              <w:t>Evidence Required</w:t>
             </w:r>
           </w:p>
         </w:tc>
@@ -2298,6 +2327,7 @@
           <w:tcPr>
             <w:tcW w:w="2339" w:type="dxa"/>
             <w:tcBorders/>
+            <w:shd w:val="clear" w:color="auto" w:fill="F2F2F2"/>
           </w:tcPr>
           <w:p>
             <w:pPr>
@@ -2329,6 +2359,7 @@
           <w:tcPr>
             <w:tcW w:w="2340" w:type="dxa"/>
             <w:tcBorders/>
+            <w:shd w:val="clear" w:color="auto" w:fill="F2F2F2"/>
           </w:tcPr>
           <w:p>
             <w:pPr>
@@ -2360,6 +2391,7 @@
           <w:tcPr>
             <w:tcW w:w="2340" w:type="dxa"/>
             <w:tcBorders/>
+            <w:shd w:val="clear" w:color="auto" w:fill="F2F2F2"/>
           </w:tcPr>
           <w:p>
             <w:pPr>
@@ -2391,6 +2423,7 @@
           <w:tcPr>
             <w:tcW w:w="2341" w:type="dxa"/>
             <w:tcBorders/>
+            <w:shd w:val="clear" w:color="auto" w:fill="F2F2F2"/>
           </w:tcPr>
           <w:p>
             <w:pPr>
@@ -2509,6 +2542,14 @@
           <w:end w:w="108" w:type="dxa"/>
         </w:tblCellMar>
         <w:tblLook w:noHBand="0" w:lastColumn="0" w:firstColumn="0" w:lastRow="0" w:firstRow="1" w:noVBand="0" w:val="0020"/>
+        <w:tblBorders>
+          <w:top w:val="single" w:sz="4" w:space="0" w:color="BFBFBF"/>
+          <w:left w:val="single" w:sz="4" w:space="0" w:color="BFBFBF"/>
+          <w:bottom w:val="single" w:sz="4" w:space="0" w:color="BFBFBF"/>
+          <w:right w:val="single" w:sz="4" w:space="0" w:color="BFBFBF"/>
+          <w:insideH w:val="single" w:sz="4" w:space="0" w:color="BFBFBF"/>
+          <w:insideV w:val="single" w:sz="4" w:space="0" w:color="BFBFBF"/>
+        </w:tblBorders>
       </w:tblPr>
       <w:tblGrid>
         <w:gridCol w:w="2339"/>
@@ -2527,24 +2568,27 @@
               <w:bottom w:val="single" w:sz="6" w:space="0" w:color="000000"/>
             </w:tcBorders>
             <w:vAlign w:val="bottom"/>
-          </w:tcPr>
-          <w:p>
-            <w:pPr>
-              <w:pStyle w:val="Compact"/>
-              <w:widowControl/>
-              <w:spacing w:before="36" w:after="36"/>
-              <w:jc w:val="start"/>
-              <w:rPr>
-                <w:rFonts w:ascii="Aptos" w:hAnsi="Aptos" w:eastAsia="" w:cs=""/>
-                <w:kern w:val="0"/>
-                <w:sz w:val="24"/>
-                <w:szCs w:val="24"/>
-                <w:lang w:val="en-US" w:eastAsia="zh-CN" w:bidi="ar-SA"/>
-              </w:rPr>
-            </w:pPr>
-            <w:r>
-              <w:rPr>
-                <w:rFonts w:eastAsia="" w:cs=""/>
+            <w:shd w:val="clear" w:color="auto" w:fill="003366"/>
+          </w:tcPr>
+          <w:p>
+            <w:pPr>
+              <w:pStyle w:val="Compact"/>
+              <w:widowControl/>
+              <w:spacing w:before="36" w:after="36"/>
+              <w:jc w:val="start"/>
+              <w:rPr>
+                <w:rFonts w:ascii="Aptos" w:hAnsi="Aptos" w:eastAsia="" w:cs=""/>
+                <w:kern w:val="0"/>
+                <w:sz w:val="24"/>
+                <w:szCs w:val="24"/>
+                <w:lang w:val="en-US" w:eastAsia="zh-CN" w:bidi="ar-SA"/>
+              </w:rPr>
+            </w:pPr>
+            <w:r>
+              <w:rPr>
+                <w:rFonts w:eastAsia="" w:cs=""/>
+                <w:b/>
+                <w:color w:val="FFFFFF"/>
                 <w:kern w:val="0"/>
                 <w:sz w:val="24"/>
                 <w:szCs w:val="24"/>
@@ -2561,24 +2605,27 @@
               <w:bottom w:val="single" w:sz="6" w:space="0" w:color="000000"/>
             </w:tcBorders>
             <w:vAlign w:val="bottom"/>
-          </w:tcPr>
-          <w:p>
-            <w:pPr>
-              <w:pStyle w:val="Compact"/>
-              <w:widowControl/>
-              <w:spacing w:before="36" w:after="36"/>
-              <w:jc w:val="start"/>
-              <w:rPr>
-                <w:rFonts w:ascii="Aptos" w:hAnsi="Aptos" w:eastAsia="" w:cs=""/>
-                <w:kern w:val="0"/>
-                <w:sz w:val="24"/>
-                <w:szCs w:val="24"/>
-                <w:lang w:val="en-US" w:eastAsia="zh-CN" w:bidi="ar-SA"/>
-              </w:rPr>
-            </w:pPr>
-            <w:r>
-              <w:rPr>
-                <w:rFonts w:eastAsia="" w:cs=""/>
+            <w:shd w:val="clear" w:color="auto" w:fill="003366"/>
+          </w:tcPr>
+          <w:p>
+            <w:pPr>
+              <w:pStyle w:val="Compact"/>
+              <w:widowControl/>
+              <w:spacing w:before="36" w:after="36"/>
+              <w:jc w:val="start"/>
+              <w:rPr>
+                <w:rFonts w:ascii="Aptos" w:hAnsi="Aptos" w:eastAsia="" w:cs=""/>
+                <w:kern w:val="0"/>
+                <w:sz w:val="24"/>
+                <w:szCs w:val="24"/>
+                <w:lang w:val="en-US" w:eastAsia="zh-CN" w:bidi="ar-SA"/>
+              </w:rPr>
+            </w:pPr>
+            <w:r>
+              <w:rPr>
+                <w:rFonts w:eastAsia="" w:cs=""/>
+                <w:b/>
+                <w:color w:val="FFFFFF"/>
                 <w:kern w:val="0"/>
                 <w:sz w:val="24"/>
                 <w:szCs w:val="24"/>
@@ -2595,24 +2642,27 @@
               <w:bottom w:val="single" w:sz="6" w:space="0" w:color="000000"/>
             </w:tcBorders>
             <w:vAlign w:val="bottom"/>
-          </w:tcPr>
-          <w:p>
-            <w:pPr>
-              <w:pStyle w:val="Compact"/>
-              <w:widowControl/>
-              <w:spacing w:before="36" w:after="36"/>
-              <w:jc w:val="start"/>
-              <w:rPr>
-                <w:rFonts w:ascii="Aptos" w:hAnsi="Aptos" w:eastAsia="" w:cs=""/>
-                <w:kern w:val="0"/>
-                <w:sz w:val="24"/>
-                <w:szCs w:val="24"/>
-                <w:lang w:val="en-US" w:eastAsia="zh-CN" w:bidi="ar-SA"/>
-              </w:rPr>
-            </w:pPr>
-            <w:r>
-              <w:rPr>
-                <w:rFonts w:eastAsia="" w:cs=""/>
+            <w:shd w:val="clear" w:color="auto" w:fill="003366"/>
+          </w:tcPr>
+          <w:p>
+            <w:pPr>
+              <w:pStyle w:val="Compact"/>
+              <w:widowControl/>
+              <w:spacing w:before="36" w:after="36"/>
+              <w:jc w:val="start"/>
+              <w:rPr>
+                <w:rFonts w:ascii="Aptos" w:hAnsi="Aptos" w:eastAsia="" w:cs=""/>
+                <w:kern w:val="0"/>
+                <w:sz w:val="24"/>
+                <w:szCs w:val="24"/>
+                <w:lang w:val="en-US" w:eastAsia="zh-CN" w:bidi="ar-SA"/>
+              </w:rPr>
+            </w:pPr>
+            <w:r>
+              <w:rPr>
+                <w:rFonts w:eastAsia="" w:cs=""/>
+                <w:b/>
+                <w:color w:val="FFFFFF"/>
                 <w:kern w:val="0"/>
                 <w:sz w:val="24"/>
                 <w:szCs w:val="24"/>
@@ -2629,24 +2679,27 @@
               <w:bottom w:val="single" w:sz="6" w:space="0" w:color="000000"/>
             </w:tcBorders>
             <w:vAlign w:val="bottom"/>
-          </w:tcPr>
-          <w:p>
-            <w:pPr>
-              <w:pStyle w:val="Compact"/>
-              <w:widowControl/>
-              <w:spacing w:before="36" w:after="36"/>
-              <w:jc w:val="start"/>
-              <w:rPr>
-                <w:rFonts w:ascii="Aptos" w:hAnsi="Aptos" w:eastAsia="" w:cs=""/>
-                <w:kern w:val="0"/>
-                <w:sz w:val="24"/>
-                <w:szCs w:val="24"/>
-                <w:lang w:val="en-US" w:eastAsia="zh-CN" w:bidi="ar-SA"/>
-              </w:rPr>
-            </w:pPr>
-            <w:r>
-              <w:rPr>
-                <w:rFonts w:eastAsia="" w:cs=""/>
+            <w:shd w:val="clear" w:color="auto" w:fill="003366"/>
+          </w:tcPr>
+          <w:p>
+            <w:pPr>
+              <w:pStyle w:val="Compact"/>
+              <w:widowControl/>
+              <w:spacing w:before="36" w:after="36"/>
+              <w:jc w:val="start"/>
+              <w:rPr>
+                <w:rFonts w:ascii="Aptos" w:hAnsi="Aptos" w:eastAsia="" w:cs=""/>
+                <w:kern w:val="0"/>
+                <w:sz w:val="24"/>
+                <w:szCs w:val="24"/>
+                <w:lang w:val="en-US" w:eastAsia="zh-CN" w:bidi="ar-SA"/>
+              </w:rPr>
+            </w:pPr>
+            <w:r>
+              <w:rPr>
+                <w:rFonts w:eastAsia="" w:cs=""/>
+                <w:b/>
+                <w:color w:val="FFFFFF"/>
                 <w:kern w:val="0"/>
                 <w:sz w:val="24"/>
                 <w:szCs w:val="24"/>
@@ -2790,6 +2843,7 @@
           <w:tcPr>
             <w:tcW w:w="2339" w:type="dxa"/>
             <w:tcBorders/>
+            <w:shd w:val="clear" w:color="auto" w:fill="F2F2F2"/>
           </w:tcPr>
           <w:p>
             <w:pPr>
@@ -2821,6 +2875,7 @@
           <w:tcPr>
             <w:tcW w:w="2340" w:type="dxa"/>
             <w:tcBorders/>
+            <w:shd w:val="clear" w:color="auto" w:fill="F2F2F2"/>
           </w:tcPr>
           <w:p>
             <w:pPr>
@@ -2852,6 +2907,7 @@
           <w:tcPr>
             <w:tcW w:w="2340" w:type="dxa"/>
             <w:tcBorders/>
+            <w:shd w:val="clear" w:color="auto" w:fill="F2F2F2"/>
           </w:tcPr>
           <w:p>
             <w:pPr>
@@ -2883,6 +2939,7 @@
           <w:tcPr>
             <w:tcW w:w="2341" w:type="dxa"/>
             <w:tcBorders/>
+            <w:shd w:val="clear" w:color="auto" w:fill="F2F2F2"/>
           </w:tcPr>
           <w:p>
             <w:pPr>
@@ -3054,6 +3111,7 @@
           <w:tcPr>
             <w:tcW w:w="2339" w:type="dxa"/>
             <w:tcBorders/>
+            <w:shd w:val="clear" w:color="auto" w:fill="F2F2F2"/>
           </w:tcPr>
           <w:p>
             <w:pPr>
@@ -3085,6 +3143,7 @@
           <w:tcPr>
             <w:tcW w:w="2340" w:type="dxa"/>
             <w:tcBorders/>
+            <w:shd w:val="clear" w:color="auto" w:fill="F2F2F2"/>
           </w:tcPr>
           <w:p>
             <w:pPr>
@@ -3116,6 +3175,7 @@
           <w:tcPr>
             <w:tcW w:w="2340" w:type="dxa"/>
             <w:tcBorders/>
+            <w:shd w:val="clear" w:color="auto" w:fill="F2F2F2"/>
           </w:tcPr>
           <w:p>
             <w:pPr>
@@ -3147,6 +3207,7 @@
           <w:tcPr>
             <w:tcW w:w="2341" w:type="dxa"/>
             <w:tcBorders/>
+            <w:shd w:val="clear" w:color="auto" w:fill="F2F2F2"/>
           </w:tcPr>
           <w:p>
             <w:pPr>
@@ -3308,6 +3369,7 @@
           <w:tcPr>
             <w:tcW w:w="2339" w:type="dxa"/>
             <w:tcBorders/>
+            <w:shd w:val="clear" w:color="auto" w:fill="F2F2F2"/>
           </w:tcPr>
           <w:p>
             <w:pPr>
@@ -3339,6 +3401,7 @@
           <w:tcPr>
             <w:tcW w:w="2340" w:type="dxa"/>
             <w:tcBorders/>
+            <w:shd w:val="clear" w:color="auto" w:fill="F2F2F2"/>
           </w:tcPr>
           <w:p>
             <w:pPr>
@@ -3370,6 +3433,7 @@
           <w:tcPr>
             <w:tcW w:w="2340" w:type="dxa"/>
             <w:tcBorders/>
+            <w:shd w:val="clear" w:color="auto" w:fill="F2F2F2"/>
           </w:tcPr>
           <w:p>
             <w:pPr>
@@ -3401,6 +3465,7 @@
           <w:tcPr>
             <w:tcW w:w="2341" w:type="dxa"/>
             <w:tcBorders/>
+            <w:shd w:val="clear" w:color="auto" w:fill="F2F2F2"/>
           </w:tcPr>
           <w:p>
             <w:pPr>
@@ -3562,6 +3627,7 @@
           <w:tcPr>
             <w:tcW w:w="2339" w:type="dxa"/>
             <w:tcBorders/>
+            <w:shd w:val="clear" w:color="auto" w:fill="F2F2F2"/>
           </w:tcPr>
           <w:p>
             <w:pPr>
@@ -3593,6 +3659,7 @@
           <w:tcPr>
             <w:tcW w:w="2340" w:type="dxa"/>
             <w:tcBorders/>
+            <w:shd w:val="clear" w:color="auto" w:fill="F2F2F2"/>
           </w:tcPr>
           <w:p>
             <w:pPr>
@@ -3624,6 +3691,7 @@
           <w:tcPr>
             <w:tcW w:w="2340" w:type="dxa"/>
             <w:tcBorders/>
+            <w:shd w:val="clear" w:color="auto" w:fill="F2F2F2"/>
           </w:tcPr>
           <w:p>
             <w:pPr>
@@ -3655,6 +3723,7 @@
           <w:tcPr>
             <w:tcW w:w="2341" w:type="dxa"/>
             <w:tcBorders/>
+            <w:shd w:val="clear" w:color="auto" w:fill="F2F2F2"/>
           </w:tcPr>
           <w:p>
             <w:pPr>
@@ -3816,6 +3885,7 @@
           <w:tcPr>
             <w:tcW w:w="2339" w:type="dxa"/>
             <w:tcBorders/>
+            <w:shd w:val="clear" w:color="auto" w:fill="F2F2F2"/>
           </w:tcPr>
           <w:p>
             <w:pPr>
@@ -3847,6 +3917,7 @@
           <w:tcPr>
             <w:tcW w:w="2340" w:type="dxa"/>
             <w:tcBorders/>
+            <w:shd w:val="clear" w:color="auto" w:fill="F2F2F2"/>
           </w:tcPr>
           <w:p>
             <w:pPr>
@@ -3878,6 +3949,7 @@
           <w:tcPr>
             <w:tcW w:w="2340" w:type="dxa"/>
             <w:tcBorders/>
+            <w:shd w:val="clear" w:color="auto" w:fill="F2F2F2"/>
           </w:tcPr>
           <w:p>
             <w:pPr>
@@ -3909,6 +3981,7 @@
           <w:tcPr>
             <w:tcW w:w="2341" w:type="dxa"/>
             <w:tcBorders/>
+            <w:shd w:val="clear" w:color="auto" w:fill="F2F2F2"/>
           </w:tcPr>
           <w:p>
             <w:pPr>
@@ -4070,6 +4143,7 @@
           <w:tcPr>
             <w:tcW w:w="2339" w:type="dxa"/>
             <w:tcBorders/>
+            <w:shd w:val="clear" w:color="auto" w:fill="F2F2F2"/>
           </w:tcPr>
           <w:p>
             <w:pPr>
@@ -4101,6 +4175,7 @@
           <w:tcPr>
             <w:tcW w:w="2340" w:type="dxa"/>
             <w:tcBorders/>
+            <w:shd w:val="clear" w:color="auto" w:fill="F2F2F2"/>
           </w:tcPr>
           <w:p>
             <w:pPr>
@@ -4132,6 +4207,7 @@
           <w:tcPr>
             <w:tcW w:w="2340" w:type="dxa"/>
             <w:tcBorders/>
+            <w:shd w:val="clear" w:color="auto" w:fill="F2F2F2"/>
           </w:tcPr>
           <w:p>
             <w:pPr>
@@ -4163,6 +4239,7 @@
           <w:tcPr>
             <w:tcW w:w="2341" w:type="dxa"/>
             <w:tcBorders/>
+            <w:shd w:val="clear" w:color="auto" w:fill="F2F2F2"/>
           </w:tcPr>
           <w:p>
             <w:pPr>
@@ -4324,6 +4401,7 @@
           <w:tcPr>
             <w:tcW w:w="2339" w:type="dxa"/>
             <w:tcBorders/>
+            <w:shd w:val="clear" w:color="auto" w:fill="F2F2F2"/>
           </w:tcPr>
           <w:p>
             <w:pPr>
@@ -4355,6 +4433,7 @@
           <w:tcPr>
             <w:tcW w:w="2340" w:type="dxa"/>
             <w:tcBorders/>
+            <w:shd w:val="clear" w:color="auto" w:fill="F2F2F2"/>
           </w:tcPr>
           <w:p>
             <w:pPr>
@@ -4386,6 +4465,7 @@
           <w:tcPr>
             <w:tcW w:w="2340" w:type="dxa"/>
             <w:tcBorders/>
+            <w:shd w:val="clear" w:color="auto" w:fill="F2F2F2"/>
           </w:tcPr>
           <w:p>
             <w:pPr>
@@ -4417,6 +4497,7 @@
           <w:tcPr>
             <w:tcW w:w="2341" w:type="dxa"/>
             <w:tcBorders/>
+            <w:shd w:val="clear" w:color="auto" w:fill="F2F2F2"/>
           </w:tcPr>
           <w:p>
             <w:pPr>
@@ -4578,6 +4659,7 @@
           <w:tcPr>
             <w:tcW w:w="2339" w:type="dxa"/>
             <w:tcBorders/>
+            <w:shd w:val="clear" w:color="auto" w:fill="F2F2F2"/>
           </w:tcPr>
           <w:p>
             <w:pPr>
@@ -4609,6 +4691,7 @@
           <w:tcPr>
             <w:tcW w:w="2340" w:type="dxa"/>
             <w:tcBorders/>
+            <w:shd w:val="clear" w:color="auto" w:fill="F2F2F2"/>
           </w:tcPr>
           <w:p>
             <w:pPr>
@@ -4640,6 +4723,7 @@
           <w:tcPr>
             <w:tcW w:w="2340" w:type="dxa"/>
             <w:tcBorders/>
+            <w:shd w:val="clear" w:color="auto" w:fill="F2F2F2"/>
           </w:tcPr>
           <w:p>
             <w:pPr>
@@ -4671,6 +4755,7 @@
           <w:tcPr>
             <w:tcW w:w="2341" w:type="dxa"/>
             <w:tcBorders/>
+            <w:shd w:val="clear" w:color="auto" w:fill="F2F2F2"/>
           </w:tcPr>
           <w:p>
             <w:pPr>
@@ -4832,6 +4917,7 @@
           <w:tcPr>
             <w:tcW w:w="2339" w:type="dxa"/>
             <w:tcBorders/>
+            <w:shd w:val="clear" w:color="auto" w:fill="F2F2F2"/>
           </w:tcPr>
           <w:p>
             <w:pPr>
@@ -4863,6 +4949,7 @@
           <w:tcPr>
             <w:tcW w:w="2340" w:type="dxa"/>
             <w:tcBorders/>
+            <w:shd w:val="clear" w:color="auto" w:fill="F2F2F2"/>
           </w:tcPr>
           <w:p>
             <w:pPr>
@@ -4894,6 +4981,7 @@
           <w:tcPr>
             <w:tcW w:w="2340" w:type="dxa"/>
             <w:tcBorders/>
+            <w:shd w:val="clear" w:color="auto" w:fill="F2F2F2"/>
           </w:tcPr>
           <w:p>
             <w:pPr>
@@ -4925,6 +5013,7 @@
           <w:tcPr>
             <w:tcW w:w="2341" w:type="dxa"/>
             <w:tcBorders/>
+            <w:shd w:val="clear" w:color="auto" w:fill="F2F2F2"/>
           </w:tcPr>
           <w:p>
             <w:pPr>
@@ -5086,6 +5175,7 @@
           <w:tcPr>
             <w:tcW w:w="2339" w:type="dxa"/>
             <w:tcBorders/>
+            <w:shd w:val="clear" w:color="auto" w:fill="F2F2F2"/>
           </w:tcPr>
           <w:p>
             <w:pPr>
@@ -5117,6 +5207,7 @@
           <w:tcPr>
             <w:tcW w:w="2340" w:type="dxa"/>
             <w:tcBorders/>
+            <w:shd w:val="clear" w:color="auto" w:fill="F2F2F2"/>
           </w:tcPr>
           <w:p>
             <w:pPr>
@@ -5148,6 +5239,7 @@
           <w:tcPr>
             <w:tcW w:w="2340" w:type="dxa"/>
             <w:tcBorders/>
+            <w:shd w:val="clear" w:color="auto" w:fill="F2F2F2"/>
           </w:tcPr>
           <w:p>
             <w:pPr>
@@ -5179,6 +5271,7 @@
           <w:tcPr>
             <w:tcW w:w="2341" w:type="dxa"/>
             <w:tcBorders/>
+            <w:shd w:val="clear" w:color="auto" w:fill="F2F2F2"/>
           </w:tcPr>
           <w:p>
             <w:pPr>

--- a/DORA/CSW-DORA-Compliance-Report.docx
+++ b/DORA/CSW-DORA-Compliance-Report.docx
@@ -331,7 +331,7 @@
           <w:rPr>
             <w:rStyle w:val="Hyperlink"/>
           </w:rPr>
-          <w:t>Technical Runbook</w:t>
+          <w:t>Reference Design</w:t>
         </w:r>
       </w:hyperlink>
       <w:r>
